--- a/secure_local_data/동시작업_화재위험_시정지시서_20260829.docx
+++ b/secure_local_data/동시작업_화재위험_시정지시서_20260829.docx
@@ -484,7 +484,7 @@
           <w:rFonts w:ascii="맑은 고딕" w:hAnsi="맑은 고딕"/>
           <w:sz w:val="19"/>
         </w:rPr>
-        <w:t xml:space="preserve"> 3건 (화기작업 1건 / 가연성작업 1건)</w:t>
+        <w:t xml:space="preserve"> 3건 (화기작업 1건 / 가연성작업 0건)</w:t>
       </w:r>
     </w:p>
     <w:p>
@@ -518,7 +518,7 @@
           <w:b/>
           <w:sz w:val="19"/>
         </w:rPr>
-        <w:t>1건 검출</w:t>
+        <w:t>0건 검출</w:t>
       </w:r>
       <w:r>
         <w:rPr>
@@ -558,7 +558,7 @@
           <w:b/>
           <w:sz w:val="19"/>
         </w:rPr>
-        <w:t>【위험 경보】 화재위험 동시작업 충돌 감지 ➔ 즉시 작업중지 및 구획 분리 명령</w:t>
+        <w:t>화재 동시작업 충돌 없음 (PASS)</w:t>
       </w:r>
       <w:r>
         <w:rPr>
@@ -774,7 +774,7 @@
                 <w:rFonts w:ascii="맑은 고딕" w:hAnsi="맑은 고딕"/>
                 <w:sz w:val="18"/>
               </w:rPr>
-              <w:t>1</w:t>
+              <w:t>-</w:t>
             </w:r>
           </w:p>
         </w:tc>
@@ -798,7 +798,7 @@
                 <w:rFonts w:ascii="맑은 고딕" w:hAnsi="맑은 고딕"/>
                 <w:sz w:val="18"/>
               </w:rPr>
-              <w:t>지하 1층 기계실 소방배관 아크 용접 작업</w:t>
+              <w:t>화기작업 없음</w:t>
             </w:r>
           </w:p>
         </w:tc>
@@ -822,7 +822,7 @@
                 <w:rFonts w:ascii="맑은 고딕" w:hAnsi="맑은 고딕"/>
                 <w:sz w:val="18"/>
               </w:rPr>
-              <w:t>지하 1층 외벽 우레탄폼 단열재 뿜칠 시공</w:t>
+              <w:t>가연성작업 없음</w:t>
             </w:r>
           </w:p>
         </w:tc>
@@ -846,7 +846,7 @@
                 <w:rFonts w:ascii="맑은 고딕" w:hAnsi="맑은 고딕"/>
                 <w:sz w:val="18"/>
               </w:rPr>
-              <w:t>**지하 1층 기계실 소방배관 아크 용접 작업**</w:t>
+              <w:t>안전 구역</w:t>
             </w:r>
           </w:p>
         </w:tc>
@@ -868,10 +868,11 @@
             <w:r>
               <w:rPr>
                 <w:rFonts w:ascii="맑은 고딕" w:hAnsi="맑은 고딕"/>
-                <w:color w:val="4A5568"/>
-                <w:sz w:val="16"/>
+                <w:b/>
+                <w:color w:val="276749"/>
+                <w:sz w:val="18"/>
               </w:rPr>
-              <w:t>🚨 **CRITICAL (즉시 작업중지 및 분리)**</w:t>
+              <w:t>정상 (PASS)</w:t>
             </w:r>
           </w:p>
         </w:tc>
@@ -895,7 +896,7 @@
                 <w:rFonts w:ascii="맑은 고딕" w:hAnsi="맑은 고딕"/>
                 <w:sz w:val="18"/>
               </w:rPr>
-              <w:t>화기작업과 가연성물질 취급작업의 공간적/시간적 동시작업 전면 금지, 화재감시자 배치, 불꽃비산방지포 설치 전까지 작업중지</w:t>
+              <w:t>특이 충돌 사항 없음</w:t>
             </w:r>
           </w:p>
         </w:tc>
